--- a/CV_LaiTheDat.docx
+++ b/CV_LaiTheDat.docx
@@ -591,7 +591,6 @@
                 <w:lang w:val="vi-VN"/>
               </w:rPr>
             </w:pPr>
-            <w:proofErr w:type="spellStart"/>
             <w:r>
               <w:rPr>
                 <w:rFonts w:ascii="Times New Roman" w:hAnsi="Times New Roman"/>
@@ -601,7 +600,6 @@
               </w:rPr>
               <w:t>Trường</w:t>
             </w:r>
-            <w:proofErr w:type="spellEnd"/>
             <w:r>
               <w:rPr>
                 <w:rFonts w:ascii="Times New Roman" w:hAnsi="Times New Roman"/>
@@ -612,7 +610,6 @@
               </w:rPr>
               <w:t xml:space="preserve"> </w:t>
             </w:r>
-            <w:proofErr w:type="spellStart"/>
             <w:r>
               <w:rPr>
                 <w:rFonts w:ascii="Times New Roman" w:hAnsi="Times New Roman"/>
@@ -620,77 +617,7 @@
                 <w:color w:val="0284C7"/>
                 <w:sz w:val="23"/>
               </w:rPr>
-              <w:t>Đại</w:t>
-            </w:r>
-            <w:proofErr w:type="spellEnd"/>
-            <w:r>
-              <w:rPr>
-                <w:rFonts w:ascii="Times New Roman" w:hAnsi="Times New Roman"/>
-                <w:b/>
-                <w:color w:val="0284C7"/>
-                <w:sz w:val="23"/>
-              </w:rPr>
-              <w:t xml:space="preserve"> </w:t>
-            </w:r>
-            <w:proofErr w:type="spellStart"/>
-            <w:r>
-              <w:rPr>
-                <w:rFonts w:ascii="Times New Roman" w:hAnsi="Times New Roman"/>
-                <w:b/>
-                <w:color w:val="0284C7"/>
-                <w:sz w:val="23"/>
-              </w:rPr>
-              <w:t>học</w:t>
-            </w:r>
-            <w:proofErr w:type="spellEnd"/>
-            <w:r>
-              <w:rPr>
-                <w:rFonts w:ascii="Times New Roman" w:hAnsi="Times New Roman"/>
-                <w:b/>
-                <w:color w:val="0284C7"/>
-                <w:sz w:val="23"/>
-              </w:rPr>
-              <w:t xml:space="preserve"> </w:t>
-            </w:r>
-            <w:proofErr w:type="spellStart"/>
-            <w:r>
-              <w:rPr>
-                <w:rFonts w:ascii="Times New Roman" w:hAnsi="Times New Roman"/>
-                <w:b/>
-                <w:color w:val="0284C7"/>
-                <w:sz w:val="23"/>
-              </w:rPr>
-              <w:t>Lạc</w:t>
-            </w:r>
-            <w:proofErr w:type="spellEnd"/>
-            <w:r>
-              <w:rPr>
-                <w:rFonts w:ascii="Times New Roman" w:hAnsi="Times New Roman"/>
-                <w:b/>
-                <w:color w:val="0284C7"/>
-                <w:sz w:val="23"/>
-              </w:rPr>
-              <w:t xml:space="preserve"> </w:t>
-            </w:r>
-            <w:proofErr w:type="spellStart"/>
-            <w:r>
-              <w:rPr>
-                <w:rFonts w:ascii="Times New Roman" w:hAnsi="Times New Roman"/>
-                <w:b/>
-                <w:color w:val="0284C7"/>
-                <w:sz w:val="23"/>
-              </w:rPr>
-              <w:t>Hồng</w:t>
-            </w:r>
-            <w:proofErr w:type="spellEnd"/>
-            <w:r>
-              <w:rPr>
-                <w:rFonts w:ascii="Times New Roman" w:hAnsi="Times New Roman"/>
-                <w:b/>
-                <w:color w:val="0284C7"/>
-                <w:sz w:val="23"/>
-              </w:rPr>
-              <w:t xml:space="preserve"> (2025 – 2029)</w:t>
+              <w:t>Đại học Lạc Hồng (2025 – 2029)</w:t>
             </w:r>
           </w:p>
           <w:p>
@@ -704,7 +631,6 @@
                 <w:lang w:val="vi-VN"/>
               </w:rPr>
             </w:pPr>
-            <w:proofErr w:type="spellStart"/>
             <w:r>
               <w:rPr>
                 <w:rFonts w:ascii="Times New Roman" w:hAnsi="Times New Roman"/>
@@ -712,69 +638,8 @@
                 <w:color w:val="0284C7"/>
                 <w:sz w:val="23"/>
               </w:rPr>
-              <w:t>Ứng</w:t>
+              <w:t>Ứng tuyển vị trí</w:t>
             </w:r>
-            <w:proofErr w:type="spellEnd"/>
-            <w:r>
-              <w:rPr>
-                <w:rFonts w:ascii="Times New Roman" w:hAnsi="Times New Roman"/>
-                <w:b/>
-                <w:color w:val="0284C7"/>
-                <w:sz w:val="23"/>
-              </w:rPr>
-              <w:t xml:space="preserve"> </w:t>
-            </w:r>
-            <w:proofErr w:type="spellStart"/>
-            <w:r>
-              <w:rPr>
-                <w:rFonts w:ascii="Times New Roman" w:hAnsi="Times New Roman"/>
-                <w:b/>
-                <w:color w:val="0284C7"/>
-                <w:sz w:val="23"/>
-              </w:rPr>
-              <w:t>tuyển</w:t>
-            </w:r>
-            <w:proofErr w:type="spellEnd"/>
-            <w:r>
-              <w:rPr>
-                <w:rFonts w:ascii="Times New Roman" w:hAnsi="Times New Roman"/>
-                <w:b/>
-                <w:color w:val="0284C7"/>
-                <w:sz w:val="23"/>
-              </w:rPr>
-              <w:t xml:space="preserve"> </w:t>
-            </w:r>
-            <w:proofErr w:type="spellStart"/>
-            <w:r>
-              <w:rPr>
-                <w:rFonts w:ascii="Times New Roman" w:hAnsi="Times New Roman"/>
-                <w:b/>
-                <w:color w:val="0284C7"/>
-                <w:sz w:val="23"/>
-              </w:rPr>
-              <w:t>vị</w:t>
-            </w:r>
-            <w:proofErr w:type="spellEnd"/>
-            <w:r>
-              <w:rPr>
-                <w:rFonts w:ascii="Times New Roman" w:hAnsi="Times New Roman"/>
-                <w:b/>
-                <w:color w:val="0284C7"/>
-                <w:sz w:val="23"/>
-              </w:rPr>
-              <w:t xml:space="preserve"> </w:t>
-            </w:r>
-            <w:proofErr w:type="spellStart"/>
-            <w:r>
-              <w:rPr>
-                <w:rFonts w:ascii="Times New Roman" w:hAnsi="Times New Roman"/>
-                <w:b/>
-                <w:color w:val="0284C7"/>
-                <w:sz w:val="23"/>
-              </w:rPr>
-              <w:t>trí</w:t>
-            </w:r>
-            <w:proofErr w:type="spellEnd"/>
           </w:p>
           <w:p>
             <w:pPr>
@@ -816,6 +681,9 @@
                 <w:bottom w:val="single" w:sz="12" w:space="3" w:color="0284C7"/>
               </w:pBdr>
               <w:spacing w:before="200" w:after="80"/>
+              <w:rPr>
+                <w:lang w:val="vi-VN"/>
+              </w:rPr>
             </w:pPr>
             <w:r>
               <w:rPr>
@@ -824,7 +692,7 @@
                 <w:color w:val="0F172A"/>
                 <w:sz w:val="26"/>
               </w:rPr>
-              <w:t>01. GIỚI THIỆU &amp; HỌC VẤN</w:t>
+              <w:t>01. GIỚI THIỆU</w:t>
             </w:r>
           </w:p>
           <w:p>
@@ -907,6 +775,9 @@
                 <w:bottom w:val="single" w:sz="12" w:space="3" w:color="0284C7"/>
               </w:pBdr>
               <w:spacing w:before="200" w:after="80"/>
+              <w:rPr>
+                <w:lang w:val="vi-VN"/>
+              </w:rPr>
             </w:pPr>
             <w:r>
               <w:rPr>
@@ -915,7 +786,26 @@
                 <w:color w:val="0F172A"/>
                 <w:sz w:val="26"/>
               </w:rPr>
-              <w:t>02. DỰ ÁN THỰC TẾ &amp; HỌC TẬP CHUYÊN SÂU</w:t>
+              <w:t xml:space="preserve">02. </w:t>
+            </w:r>
+            <w:r>
+              <w:rPr>
+                <w:rFonts w:ascii="Times New Roman" w:hAnsi="Times New Roman"/>
+                <w:b/>
+                <w:color w:val="0F172A"/>
+                <w:sz w:val="26"/>
+              </w:rPr>
+              <w:t>CÁC</w:t>
+            </w:r>
+            <w:r>
+              <w:rPr>
+                <w:rFonts w:ascii="Times New Roman" w:hAnsi="Times New Roman"/>
+                <w:b/>
+                <w:color w:val="0F172A"/>
+                <w:sz w:val="26"/>
+                <w:lang w:val="vi-VN"/>
+              </w:rPr>
+              <w:t xml:space="preserve"> DỰ ÁN</w:t>
             </w:r>
           </w:p>
           <w:p>
@@ -1113,7 +1003,16 @@
                 <w:color w:val="0F172A"/>
                 <w:sz w:val="26"/>
               </w:rPr>
-              <w:t>03. LỘ TRÌNH HỌC TẬP &amp; ĐỊNH HƯỚNG</w:t>
+              <w:t xml:space="preserve">03. </w:t>
+            </w:r>
+            <w:r>
+              <w:rPr>
+                <w:rFonts w:ascii="Times New Roman" w:hAnsi="Times New Roman"/>
+                <w:b/>
+                <w:color w:val="0F172A"/>
+                <w:sz w:val="26"/>
+              </w:rPr>
+              <w:t>PHÁT TRIỂN NĂNG LỰC</w:t>
             </w:r>
           </w:p>
           <w:p>
@@ -2014,7 +1913,6 @@
   <w:style w:type="character" w:default="1" w:styleId="DefaultParagraphFont">
     <w:name w:val="Default Paragraph Font"/>
     <w:uiPriority w:val="1"/>
-    <w:semiHidden/>
     <w:unhideWhenUsed/>
   </w:style>
   <w:style w:type="table" w:default="1" w:styleId="TableNormal">
